--- a/Misc Files/COMP2032-CW-Group008.docx
+++ b/Misc Files/COMP2032-CW-Group008.docx
@@ -57,48 +57,33 @@
       <w:r>
         <w:rPr>
           <w:rFonts w:ascii="Arial" w:hAnsi="Arial" w:cs="Arial"/>
-          <w:color w:val="FF0000"/>
           <w:sz w:val="18"/>
           <w:szCs w:val="18"/>
           <w:lang w:val="en-GB"/>
         </w:rPr>
-        <w:t>1</w:t>
-      </w:r>
-      <w:r>
-        <w:rPr>
-          <w:rFonts w:ascii="Arial" w:hAnsi="Arial" w:cs="Arial"/>
-          <w:color w:val="FF0000"/>
+        <w:t>Mahmoud</w:t>
+      </w:r>
+      <w:r>
+        <w:rPr>
+          <w:rFonts w:ascii="Arial" w:hAnsi="Arial" w:cs="Arial"/>
           <w:sz w:val="18"/>
           <w:szCs w:val="18"/>
-          <w:vertAlign w:val="superscript"/>
-          <w:lang w:val="en-GB"/>
-        </w:rPr>
-        <w:t>st</w:t>
-      </w:r>
-      <w:r>
-        <w:rPr>
-          <w:rFonts w:ascii="Arial" w:hAnsi="Arial" w:cs="Arial"/>
-          <w:color w:val="FF0000"/>
+          <w:lang w:val="en-GB"/>
+        </w:rPr>
+        <w:t xml:space="preserve"> </w:t>
+      </w:r>
+      <w:r>
+        <w:rPr>
+          <w:rFonts w:ascii="Arial" w:hAnsi="Arial" w:cs="Arial"/>
           <w:sz w:val="18"/>
           <w:szCs w:val="18"/>
           <w:lang w:val="en-GB"/>
         </w:rPr>
-        <w:t xml:space="preserve"> </w:t>
-      </w:r>
-      <w:r>
-        <w:rPr>
-          <w:rFonts w:ascii="Arial" w:hAnsi="Arial" w:cs="Arial"/>
-          <w:color w:val="FF0000"/>
-          <w:sz w:val="18"/>
-          <w:szCs w:val="18"/>
-          <w:lang w:val="en-GB"/>
-        </w:rPr>
-        <w:t>Given Name Surname</w:t>
-      </w:r>
-      <w:r>
-        <w:rPr>
-          <w:rFonts w:ascii="Arial" w:hAnsi="Arial" w:cs="Arial"/>
-          <w:color w:val="FF0000"/>
+        <w:t>Yasser Mokhtar Sallam</w:t>
+      </w:r>
+      <w:r>
+        <w:rPr>
+          <w:rFonts w:ascii="Arial" w:hAnsi="Arial" w:cs="Arial"/>
           <w:sz w:val="18"/>
           <w:szCs w:val="18"/>
           <w:lang w:val="en-GB"/>
@@ -158,12 +143,11 @@
       <w:r>
         <w:rPr>
           <w:rFonts w:ascii="Arial" w:hAnsi="Arial" w:cs="Arial"/>
-          <w:color w:val="FF0000"/>
           <w:sz w:val="18"/>
           <w:szCs w:val="18"/>
           <w:lang w:val="en-GB"/>
         </w:rPr>
-        <w:t>username</w:t>
+        <w:t>efyms24</w:t>
       </w:r>
       <w:r>
         <w:rPr>
@@ -181,7 +165,6 @@
         <w:spacing w:before="0pt" w:after="0pt"/>
         <w:rPr>
           <w:rFonts w:ascii="Arial" w:hAnsi="Arial" w:cs="Arial"/>
-          <w:color w:val="FF0000"/>
           <w:sz w:val="18"/>
           <w:szCs w:val="18"/>
           <w:lang w:val="en-GB"/>
@@ -202,43 +185,11 @@
       <w:r>
         <w:rPr>
           <w:rFonts w:ascii="Arial" w:hAnsi="Arial" w:cs="Arial"/>
-          <w:color w:val="FF0000"/>
           <w:sz w:val="18"/>
           <w:szCs w:val="18"/>
           <w:lang w:val="en-GB"/>
         </w:rPr>
-        <w:t>2</w:t>
-      </w:r>
-      <w:r>
-        <w:rPr>
-          <w:rFonts w:ascii="Arial" w:hAnsi="Arial" w:cs="Arial"/>
-          <w:color w:val="FF0000"/>
-          <w:sz w:val="18"/>
-          <w:szCs w:val="18"/>
-          <w:vertAlign w:val="superscript"/>
-          <w:lang w:val="en-GB"/>
-        </w:rPr>
-        <w:t>nd</w:t>
-      </w:r>
-      <w:r>
-        <w:rPr>
-          <w:rFonts w:ascii="Arial" w:hAnsi="Arial" w:cs="Arial"/>
-          <w:color w:val="FF0000"/>
-          <w:sz w:val="18"/>
-          <w:szCs w:val="18"/>
-          <w:lang w:val="en-GB"/>
-        </w:rPr>
-        <w:t xml:space="preserve"> </w:t>
-      </w:r>
-      <w:r>
-        <w:rPr>
-          <w:rFonts w:ascii="Arial" w:hAnsi="Arial" w:cs="Arial"/>
-          <w:color w:val="FF0000"/>
-          <w:sz w:val="18"/>
-          <w:szCs w:val="18"/>
-          <w:lang w:val="en-GB"/>
-        </w:rPr>
-        <w:t>Given Name Surname</w:t>
+        <w:t>Mirza Zahin Khan Tasneem Ahmad</w:t>
       </w:r>
       <w:r>
         <w:rPr>
@@ -302,12 +253,11 @@
       <w:r>
         <w:rPr>
           <w:rFonts w:ascii="Arial" w:hAnsi="Arial" w:cs="Arial"/>
-          <w:color w:val="FF0000"/>
           <w:sz w:val="18"/>
           <w:szCs w:val="18"/>
           <w:lang w:val="en-GB"/>
         </w:rPr>
-        <w:t>username</w:t>
+        <w:t>hcymt4</w:t>
       </w:r>
       <w:r>
         <w:rPr>
@@ -354,33 +304,11 @@
       <w:r>
         <w:rPr>
           <w:rFonts w:ascii="Arial" w:hAnsi="Arial" w:cs="Arial"/>
-          <w:color w:val="FF0000"/>
           <w:sz w:val="18"/>
           <w:szCs w:val="18"/>
           <w:lang w:val="en-GB"/>
         </w:rPr>
-        <w:t>3</w:t>
-      </w:r>
-      <w:r>
-        <w:rPr>
-          <w:rFonts w:ascii="Arial" w:hAnsi="Arial" w:cs="Arial"/>
-          <w:color w:val="FF0000"/>
-          <w:sz w:val="18"/>
-          <w:szCs w:val="18"/>
-          <w:vertAlign w:val="superscript"/>
-          <w:lang w:val="en-GB"/>
-        </w:rPr>
-        <w:t>rd</w:t>
-      </w:r>
-      <w:r>
-        <w:rPr>
-          <w:rFonts w:ascii="Arial" w:hAnsi="Arial" w:cs="Arial"/>
-          <w:color w:val="FF0000"/>
-          <w:sz w:val="18"/>
-          <w:szCs w:val="18"/>
-          <w:lang w:val="en-GB"/>
-        </w:rPr>
-        <w:t xml:space="preserve"> Given Name Surname</w:t>
+        <w:t>Zhi Jian Tsen</w:t>
       </w:r>
       <w:r>
         <w:rPr>
@@ -435,12 +363,11 @@
       <w:r>
         <w:rPr>
           <w:rFonts w:ascii="Arial" w:hAnsi="Arial" w:cs="Arial"/>
-          <w:color w:val="FF0000"/>
           <w:sz w:val="18"/>
           <w:szCs w:val="18"/>
           <w:lang w:val="en-GB"/>
         </w:rPr>
-        <w:t>username</w:t>
+        <w:t>hcyzt4</w:t>
       </w:r>
       <w:r>
         <w:rPr>
@@ -458,7 +385,6 @@
         <w:spacing w:before="0pt" w:after="0pt"/>
         <w:rPr>
           <w:rFonts w:ascii="Arial" w:hAnsi="Arial" w:cs="Arial"/>
-          <w:color w:val="FF0000"/>
           <w:sz w:val="18"/>
           <w:szCs w:val="18"/>
           <w:lang w:val="en-GB"/>
@@ -479,43 +405,11 @@
       <w:r>
         <w:rPr>
           <w:rFonts w:ascii="Arial" w:hAnsi="Arial" w:cs="Arial"/>
-          <w:color w:val="FF0000"/>
           <w:sz w:val="18"/>
           <w:szCs w:val="18"/>
           <w:lang w:val="en-GB"/>
         </w:rPr>
-        <w:t>4</w:t>
-      </w:r>
-      <w:r>
-        <w:rPr>
-          <w:rFonts w:ascii="Arial" w:hAnsi="Arial" w:cs="Arial"/>
-          <w:color w:val="FF0000"/>
-          <w:sz w:val="18"/>
-          <w:szCs w:val="18"/>
-          <w:vertAlign w:val="superscript"/>
-          <w:lang w:val="en-GB"/>
-        </w:rPr>
-        <w:t>th</w:t>
-      </w:r>
-      <w:r>
-        <w:rPr>
-          <w:rFonts w:ascii="Arial" w:hAnsi="Arial" w:cs="Arial"/>
-          <w:color w:val="FF0000"/>
-          <w:sz w:val="18"/>
-          <w:szCs w:val="18"/>
-          <w:lang w:val="en-GB"/>
-        </w:rPr>
-        <w:t xml:space="preserve"> </w:t>
-      </w:r>
-      <w:r>
-        <w:rPr>
-          <w:rFonts w:ascii="Arial" w:hAnsi="Arial" w:cs="Arial"/>
-          <w:color w:val="FF0000"/>
-          <w:sz w:val="18"/>
-          <w:szCs w:val="18"/>
-          <w:lang w:val="en-GB"/>
-        </w:rPr>
-        <w:t>Given Name Surname</w:t>
+        <w:t>Ralph Matthew Tay Rivera</w:t>
       </w:r>
       <w:r>
         <w:rPr>
@@ -570,12 +464,11 @@
       <w:r>
         <w:rPr>
           <w:rFonts w:ascii="Arial" w:hAnsi="Arial" w:cs="Arial"/>
-          <w:color w:val="FF0000"/>
           <w:sz w:val="18"/>
           <w:szCs w:val="18"/>
           <w:lang w:val="en-GB"/>
         </w:rPr>
-        <w:t>username</w:t>
+        <w:t>hcyrt1</w:t>
       </w:r>
       <w:r>
         <w:rPr>
@@ -2066,25 +1959,7 @@
           <w:color w:val="0000FF"/>
           <w:lang w:val="en-GB"/>
         </w:rPr>
-        <w:t>ation {A[</w:t>
-      </w:r>
-      <w:proofErr w:type="gramStart"/>
-      <w:r>
-        <w:rPr>
-          <w:rFonts w:ascii="Arial" w:hAnsi="Arial" w:cs="Arial"/>
-          <w:color w:val="0000FF"/>
-          <w:lang w:val="en-GB"/>
-        </w:rPr>
-        <w:t>m(</w:t>
-      </w:r>
-      <w:proofErr w:type="gramEnd"/>
-      <w:r>
-        <w:rPr>
-          <w:rFonts w:ascii="Arial" w:hAnsi="Arial" w:cs="Arial"/>
-          <w:color w:val="0000FF"/>
-          <w:lang w:val="en-GB"/>
-        </w:rPr>
-        <w:t>1)]}”, not just “A/m”. Do not label axes</w:t>
+        <w:t>ation {A[m(1)]}”, not just “A/m”. Do not label axes</w:t>
       </w:r>
       <w:r>
         <w:rPr>
@@ -2162,18 +2037,27 @@
         <w:ind w:start="17.70pt" w:hanging="17.70pt"/>
         <w:rPr>
           <w:rFonts w:ascii="Arial" w:hAnsi="Arial" w:cs="Arial"/>
+          <w:lang w:val="en-GB"/>
+        </w:rPr>
+      </w:pPr>
+      <w:r>
+        <w:rPr>
+          <w:rFonts w:ascii="Arial" w:hAnsi="Arial" w:cs="Arial"/>
+          <w:lang w:val="en-GB"/>
+        </w:rPr>
+        <w:t>M. Abou Ali, F. Dornaika, and I. Arganda-Carreras, ‘Blood Cell Revolution: Unveiling 11 Distinct Types with “Naturalize” Augmentation’, Algorithms, vol. 16, no. 12, 2023.</w:t>
+      </w:r>
+    </w:p>
+    <w:p>
+      <w:pPr>
+        <w:pStyle w:val="references"/>
+        <w:ind w:start="17.70pt" w:hanging="17.70pt"/>
+        <w:rPr>
+          <w:rFonts w:ascii="Arial" w:hAnsi="Arial" w:cs="Arial"/>
           <w:color w:val="FF0000"/>
           <w:lang w:val="en-GB"/>
         </w:rPr>
       </w:pPr>
-      <w:r>
-        <w:rPr>
-          <w:rFonts w:ascii="Arial" w:hAnsi="Arial" w:cs="Arial"/>
-          <w:color w:val="FF0000"/>
-          <w:lang w:val="en-GB"/>
-        </w:rPr>
-        <w:t xml:space="preserve">G. Eason, B. Noble, and I. N. Sneddon, “On certain integrals of Lipschitz-Hankel type involving products of Bessel functions,” Phil. Trans. Roy. Soc. London, vol. A247, pp. 529–551, April 1955. </w:t>
-      </w:r>
       <w:r>
         <w:rPr>
           <w:rFonts w:ascii="Arial" w:hAnsi="Arial" w:cs="Arial"/>
@@ -2182,8 +2066,19 @@
           <w:color w:val="FF0000"/>
           <w:lang w:val="en-GB"/>
         </w:rPr>
-        <w:t>(references)</w:t>
-      </w:r>
+        <w:t>IEEE Citation Format!</w:t>
+      </w:r>
+    </w:p>
+    <w:p>
+      <w:pPr>
+        <w:pStyle w:val="references"/>
+        <w:ind w:start="17.70pt" w:hanging="17.70pt"/>
+        <w:rPr>
+          <w:rFonts w:ascii="Arial" w:hAnsi="Arial" w:cs="Arial"/>
+          <w:color w:val="FF0000"/>
+          <w:lang w:val="en-GB"/>
+        </w:rPr>
+      </w:pPr>
     </w:p>
     <w:p>
       <w:pPr>
@@ -4737,7 +4632,6 @@
   <w:style w:type="character" w:default="1" w:styleId="DefaultParagraphFont">
     <w:name w:val="Default Paragraph Font"/>
     <w:uiPriority w:val="1"/>
-    <w:semiHidden/>
     <w:unhideWhenUsed/>
   </w:style>
   <w:style w:type="table" w:default="1" w:styleId="TableNormal">
